--- a/protocol.docx
+++ b/protocol.docx
@@ -1643,32 +1643,6 @@
           <w:color w:val="1E4973"/>
           <w:lang w:val="en-US"/>
         </w:rPr>
-      </w:pPr>
-    </w:p>
-    <w:p>
-      <w:r>
-        <w:br w:type="page"/>
-      </w:r>
-    </w:p>
-    <w:p>
-      <w:pPr>
-        <w:pStyle w:val="afffd"/>
-      </w:pPr>
-      <w:r>
-        <w:t xml:space="preserve">Шкаф ШЭТ 440.02-0-ЮИРЗ</w:t>
-      </w:r>
-    </w:p>
-    <w:p>
-      <w:pPr>
-        <w:pStyle w:val="affff4"/>
-      </w:pPr>
-      <w:r>
-        <w:t xml:space="preserve">Типовой протокол наладки</w:t>
-      </w:r>
-    </w:p>
-    <w:p>
-      <w:pPr>
-        <w:pStyle w:val="Author"/>
       </w:pPr>
     </w:p>
     <w:p>
